--- a/docs/08_INFORME_DE_CAMBIOS.docx
+++ b/docs/08_INFORME_DE_CAMBIOS.docx
@@ -1474,7 +1474,7 @@
         </w:rPr>
         <w:t>usuarios/{uid}</w:t>
         <w:br/>
-        <w:t>├── email:      "operador1@sigvach.com"</w:t>
+        <w:t>├── email:      "usuario1@tudominio.com"</w:t>
         <w:br/>
         <w:t>├── nombre:     "Operador Uno"</w:t>
         <w:br/>
@@ -1942,7 +1942,7 @@
                 <w:b w:val="0"/>
                 <w:sz w:val="20"/>
               </w:rPr>
-              <w:t>Rol admin asignado automáticamente al correo admin@sigvach.com; el resto es usuario</w:t>
+              <w:t>Rol admin asignado automáticamente al correo admin@tudominio.com; el resto es usuario</w:t>
             </w:r>
           </w:p>
         </w:tc>

--- a/docs/08_INFORME_DE_CAMBIOS.docx
+++ b/docs/08_INFORME_DE_CAMBIOS.docx
@@ -4056,7 +4056,7 @@
           <w:b w:val="0"/>
           <w:sz w:val="22"/>
         </w:rPr>
-        <w:t>Actualizar el README.md: todavía describe Supabase como único backend, config/local.json y el --dart-define; hoy ya no aplica.</w:t>
+        <w:t>✅ Actualizar el README.md — hecho (9aae9be): ya describe Firebase, lib/firebase_options.dart y flutter run sin --dart-define.</w:t>
       </w:r>
     </w:p>
     <w:p>
@@ -4080,7 +4080,19 @@
           <w:b w:val="0"/>
           <w:sz w:val="22"/>
         </w:rPr>
-        <w:t>Unificar los documentos de Supabase (docs/03_SUPABASE.md y docs/04_SUPABASE.md): hoy describen un backend que ya no se usa.</w:t>
+        <w:t>✅ Unificar los documentos de Supabase (docs/03_SUPABASE.md y docs/04_SUPABASE.md) — hecho (a0b38e5): ambos documentos se eliminaron junto con el resto de Supabase.</w:t>
+      </w:r>
+    </w:p>
+    <w:p>
+      <w:pPr>
+        <w:pStyle w:val="ListNumber"/>
+      </w:pPr>
+      <w:r>
+        <w:rPr>
+          <w:b w:val="0"/>
+          <w:sz w:val="22"/>
+        </w:rPr>
+        <w:t>✅ Limpiar menciones desactualizadas a Supabase — hecho: el hilo conductor ahora apunta a Firestore, docs/07_FIRESTORE.md ya no afirma que config/local.json y assets/config/supabase.json "quedaron inertes" (están borrados) y la bitácora del 30-ago lleva aviso de OBSOLETO.</w:t>
       </w:r>
     </w:p>
     <w:sectPr>
